--- a/public/resume/Naman_Manocha_AI_Engineer_Resume.docx
+++ b/public/resume/Naman_Manocha_AI_Engineer_Resume.docx
@@ -756,7 +756,7 @@
         <w:spacing w:after="45"/>
       </w:pPr>
       <w:r>
-        <w:t>TalentOS (All Things Agentic Hackathon, Taskmaster Track): dual-pipeline autonomous agent platform (Google ADK, LangGraph, Firestore) ingesting ~2,500 postings/run across 8 sources with 91% pre-filtering and a 3-state evaluator+drafter chain — ~23K LOC, 131 files, 235+ tests | Live: https://all-things-agentic--allthingsagentic-505213.asia-southeast1.hosted.app | Repo: https://github.com/Naman6019/all-things-agentic. FundersAI Reports: decoupled LangGraph microservice on a 2-replica Kubernetes Deployment (K3s/AWS EC2). SQuAD QA Benchmarking: fine-tuned/benchmarked BERT/BiDAF/DistilBERT; published as a research paper. GitResume: self-built multi-agent LLM pipeline (PyPI: git-resume-agent, ~3K LOC, 21 commits) that synthesizes and adversarially verifies grounded resume bullets from git history.</w:t>
+        <w:t>TalentOS (All Things Agentic Hackathon, Taskmaster Track): dual-pipeline autonomous agent platform (Google ADK, LangGraph, Firestore) ingesting ~2,500 postings/run across 8 sources with 91% pre-filtering and a 3-state evaluator+drafter chain — ~23K LOC, 131 files, 235+ tests | Live: https://all-things-agentic--allthingsagentic-505213.asia-southeast1.hosted.app | Repo: https://github.com/Naman6019/all-things-agentic. FundersAI Reports: decoupled LangGraph microservice on a 2-replica Kubernetes Deployment (K3s/AWS EC2). SQuAD QA Benchmarking: fine-tuned/benchmarked BERT/BiDAF/DistilBERT; published as a research paper. GitResume: self-built multi-agent LLM pipeline (PyPI: git-resume-agent, ~4K LOC, 22 commits) that synthesizes and adversarially verifies grounded resume bullets from git history.</w:t>
       </w:r>
     </w:p>
     <w:p>

--- a/public/resume/Naman_Manocha_AI_Engineer_Resume.docx
+++ b/public/resume/Naman_Manocha_AI_Engineer_Resume.docx
@@ -756,7 +756,7 @@
         <w:spacing w:after="45"/>
       </w:pPr>
       <w:r>
-        <w:t>TalentOS (All Things Agentic Hackathon, Taskmaster Track): dual-pipeline autonomous agent platform (Google ADK, LangGraph, Firestore) ingesting ~2,500 postings/run across 8 sources with 91% pre-filtering and a 3-state evaluator+drafter chain — ~23K LOC, 131 files, 235+ tests | Live: https://all-things-agentic--allthingsagentic-505213.asia-southeast1.hosted.app | Repo: https://github.com/Naman6019/all-things-agentic. FundersAI Reports: decoupled LangGraph microservice on a 2-replica Kubernetes Deployment (K3s/AWS EC2). SQuAD QA Benchmarking: fine-tuned/benchmarked BERT/BiDAF/DistilBERT; published as a research paper. GitResume: self-built multi-agent LLM pipeline (PyPI: git-resume-agent, ~4K LOC, 22 commits) that synthesizes and adversarially verifies grounded resume bullets from git history.</w:t>
+        <w:t>TalentOS (All Things Agentic Hackathon, Taskmaster Track): dual-pipeline autonomous agent platform (Google ADK, LangGraph, Firestore) ingesting ~2,500 postings/run across 8 sources with 91% pre-filtering and a 3-state evaluator+drafter chain — ~23K LOC, 131 files, 235+ tests | Live: https://all-things-agentic--allthingsagentic-505213.asia-southeast1.hosted.app | Repo: https://github.com/Naman6019/all-things-agentic. FundersAI Reports: decoupled LangGraph microservice on a 2-replica Kubernetes Deployment (K3s/AWS EC2). SQuAD QA Benchmarking: fine-tuned/benchmarked BERT/BiDAF/DistilBERT; published as a research paper. GitResume: self-built multi-agent LLM pipeline (PyPI: git-resume-agent, ~4K LOC, 23 commits) that synthesizes and adversarially verifies grounded resume bullets from git history.</w:t>
       </w:r>
     </w:p>
     <w:p>

--- a/public/resume/Naman_Manocha_AI_Engineer_Resume.docx
+++ b/public/resume/Naman_Manocha_AI_Engineer_Resume.docx
@@ -447,7 +447,7 @@
         <w:rPr>
           <w:i/>
         </w:rPr>
-        <w:t>Python, FastAPI, Next.js, Supabase/pgvector, LangGraph, Groq, OpenAI, Cloudflare R2  |  ~143K LOC, 864 files, 430 commits, 167+ test suites — OpenAI Build Week</w:t>
+        <w:t>Python, FastAPI, Next.js, Supabase/pgvector, LangGraph, Groq, OpenAI, Cloudflare R2  |  ~143K LOC, 864 files, 431 commits, 167+ test suites — OpenAI Build Week</w:t>
       </w:r>
       <w:r>
         <w:rPr>

--- a/public/resume/Naman_Manocha_AI_Engineer_Resume.docx
+++ b/public/resume/Naman_Manocha_AI_Engineer_Resume.docx
@@ -756,7 +756,7 @@
         <w:spacing w:after="45"/>
       </w:pPr>
       <w:r>
-        <w:t>TalentOS (All Things Agentic Hackathon, Taskmaster Track): dual-pipeline autonomous agent platform (Google ADK, LangGraph, Firestore) ingesting ~2,500 postings/run across 8 sources with 91% pre-filtering and a 3-state evaluator+drafter chain — ~23K LOC, 131 files, 235+ tests | Live: https://all-things-agentic--allthingsagentic-505213.asia-southeast1.hosted.app | Repo: https://github.com/Naman6019/all-things-agentic. FundersAI Reports: decoupled LangGraph microservice on a 2-replica Kubernetes Deployment (K3s/AWS EC2). SQuAD QA Benchmarking: fine-tuned/benchmarked BERT/BiDAF/DistilBERT; published as a research paper. GitResume: self-built multi-agent LLM pipeline (PyPI: git-resume-agent, ~4K LOC, 23 commits) that synthesizes and adversarially verifies grounded resume bullets from git history.</w:t>
+        <w:t>TalentOS (All Things Agentic Hackathon, Taskmaster Track): dual-pipeline autonomous agent platform (Google ADK, LangGraph, Firestore) ingesting ~2,500 postings/run across 8 sources with 91% pre-filtering and a 3-state evaluator+drafter chain — ~23K LOC, 131 files, 235+ tests | Live: https://all-things-agentic--allthingsagentic-505213.asia-southeast1.hosted.app | Repo: https://github.com/Naman6019/all-things-agentic. FundersAI Reports: decoupled LangGraph microservice on a 2-replica Kubernetes Deployment (K3s/AWS EC2). SQuAD QA Benchmarking: fine-tuned/benchmarked BERT/BiDAF/DistilBERT; published as a research paper. GitResume: self-built multi-agent LLM pipeline (PyPI: git-resume-agent, ~4K LOC, 24 commits) that synthesizes and adversarially verifies grounded resume bullets from git history.</w:t>
       </w:r>
     </w:p>
     <w:p>

--- a/public/resume/Naman_Manocha_AI_Engineer_Resume.docx
+++ b/public/resume/Naman_Manocha_AI_Engineer_Resume.docx
@@ -756,7 +756,7 @@
         <w:spacing w:after="45"/>
       </w:pPr>
       <w:r>
-        <w:t>TalentOS (All Things Agentic Hackathon, Taskmaster Track): dual-pipeline autonomous agent platform (Google ADK, LangGraph, Firestore) ingesting ~2,500 postings/run across 8 sources with 91% pre-filtering and a 3-state evaluator+drafter chain — ~23K LOC, 131 files, 235+ tests | Live: https://all-things-agentic--allthingsagentic-505213.asia-southeast1.hosted.app | Repo: https://github.com/Naman6019/all-things-agentic. FundersAI Reports: decoupled LangGraph microservice on a 2-replica Kubernetes Deployment (K3s/AWS EC2). SQuAD QA Benchmarking: fine-tuned/benchmarked BERT/BiDAF/DistilBERT; published as a research paper. GitResume: self-built multi-agent LLM pipeline (PyPI: git-resume-agent, ~4K LOC, 24 commits) that synthesizes and adversarially verifies grounded resume bullets from git history.</w:t>
+        <w:t>TalentOS (All Things Agentic Hackathon, Taskmaster Track): dual-pipeline autonomous agent platform (Google ADK, LangGraph, Firestore) ingesting ~2,500 postings/run across 8 sources with 91% pre-filtering and a 3-state evaluator+drafter chain — ~23K LOC, 131 files, 235+ tests | Live: https://all-things-agentic--allthingsagentic-505213.asia-southeast1.hosted.app | Repo: https://github.com/Naman6019/all-things-agentic. FundersAI Reports: decoupled LangGraph microservice on a 2-replica Kubernetes Deployment (K3s/AWS EC2). SQuAD QA Benchmarking: fine-tuned/benchmarked BERT/BiDAF/DistilBERT; published as a research paper. GitResume: self-built multi-agent LLM pipeline (PyPI: git-resume-agent, ~4K LOC, 25 commits) that synthesizes and adversarially verifies grounded resume bullets from git history.</w:t>
       </w:r>
     </w:p>
     <w:p>

--- a/public/resume/Naman_Manocha_AI_Engineer_Resume.docx
+++ b/public/resume/Naman_Manocha_AI_Engineer_Resume.docx
@@ -756,7 +756,7 @@
         <w:spacing w:after="45"/>
       </w:pPr>
       <w:r>
-        <w:t>TalentOS (All Things Agentic Hackathon, Taskmaster Track): dual-pipeline autonomous agent platform (Google ADK, LangGraph, Firestore) ingesting ~2,500 postings/run across 8 sources with 91% pre-filtering and a 3-state evaluator+drafter chain — ~23K LOC, 131 files, 235+ tests | Live: https://all-things-agentic--allthingsagentic-505213.asia-southeast1.hosted.app | Repo: https://github.com/Naman6019/all-things-agentic. FundersAI Reports: decoupled LangGraph microservice on a 2-replica Kubernetes Deployment (K3s/AWS EC2). SQuAD QA Benchmarking: fine-tuned/benchmarked BERT/BiDAF/DistilBERT; published as a research paper. GitResume: self-built multi-agent LLM pipeline (PyPI: git-resume-agent, ~4K LOC, 25 commits) that synthesizes and adversarially verifies grounded resume bullets from git history.</w:t>
+        <w:t>TalentOS (All Things Agentic Hackathon, Taskmaster Track): dual-pipeline autonomous agent platform (Google ADK, LangGraph, Firestore) ingesting ~2,500 postings/run across 8 sources with 91% pre-filtering and a 3-state evaluator+drafter chain — ~23K LOC, 131 files, 235+ tests | Live: https://all-things-agentic--allthingsagentic-505213.asia-southeast1.hosted.app | Repo: https://github.com/Naman6019/all-things-agentic. FundersAI Reports: decoupled LangGraph microservice on a 2-replica Kubernetes Deployment (K3s/AWS EC2). SQuAD QA Benchmarking: fine-tuned/benchmarked BERT/BiDAF/DistilBERT; published as a research paper. GitResume: self-built multi-agent LLM pipeline (PyPI: git-resume-agent, ~4K LOC, 26 commits) that synthesizes and adversarially verifies grounded resume bullets from git history.</w:t>
       </w:r>
     </w:p>
     <w:p>
